--- a/docs/PFSENSE _ DOCUMENT DE SPÉCIFICATIONS TECHNIQUES.docx
+++ b/docs/PFSENSE _ DOCUMENT DE SPÉCIFICATIONS TECHNIQUES.docx
@@ -147,21 +147,11 @@
           <w:lang w:val="fr-FR"/>
         </w:rPr>
       </w:pPr>
-      <w:proofErr w:type="spellStart"/>
-      <w:proofErr w:type="gramStart"/>
-      <w:r>
-        <w:rPr>
-          <w:lang w:val="fr-FR"/>
-        </w:rPr>
-        <w:t>pfSense</w:t>
-      </w:r>
-      <w:proofErr w:type="spellEnd"/>
-      <w:proofErr w:type="gramEnd"/>
-      <w:r>
-        <w:rPr>
-          <w:lang w:val="fr-FR"/>
-        </w:rPr>
-        <w:t xml:space="preserve"> est la </w:t>
+      <w:r>
+        <w:rPr>
+          <w:lang w:val="fr-FR"/>
+        </w:rPr>
+        <w:t>pfSense est la </w:t>
       </w:r>
       <w:r>
         <w:rPr>
@@ -193,18 +183,8 @@
           <w:bCs/>
           <w:lang w:val="fr-FR"/>
         </w:rPr>
-        <w:t xml:space="preserve">2. Adressage </w:t>
-      </w:r>
-      <w:proofErr w:type="spellStart"/>
-      <w:r>
-        <w:rPr>
-          <w:b/>
-          <w:bCs/>
-          <w:lang w:val="fr-FR"/>
-        </w:rPr>
-        <w:t>pfSense</w:t>
-      </w:r>
-      <w:proofErr w:type="spellEnd"/>
+        <w:t>2. Adressage pfSense</w:t>
+      </w:r>
     </w:p>
     <w:p>
       <w:pPr>
@@ -311,19 +291,11 @@
           <w:lang w:val="en-US"/>
         </w:rPr>
       </w:pPr>
-      <w:proofErr w:type="spellStart"/>
       <w:r>
         <w:rPr>
           <w:lang w:val="en-US"/>
         </w:rPr>
-        <w:t>Passerelle</w:t>
-      </w:r>
-      <w:proofErr w:type="spellEnd"/>
-      <w:r>
-        <w:rPr>
-          <w:lang w:val="en-US"/>
-        </w:rPr>
-        <w:t xml:space="preserve"> du switch L3 (Gateway of Last Resort).</w:t>
+        <w:t>Passerelle du switch L3 (Gateway of Last Resort).</w:t>
       </w:r>
     </w:p>
     <w:p>
@@ -371,18 +343,8 @@
           <w:bCs/>
           <w:lang w:val="fr-FR"/>
         </w:rPr>
-        <w:t xml:space="preserve">3. Routage statique sur </w:t>
-      </w:r>
-      <w:proofErr w:type="spellStart"/>
-      <w:r>
-        <w:rPr>
-          <w:b/>
-          <w:bCs/>
-          <w:lang w:val="fr-FR"/>
-        </w:rPr>
-        <w:t>pfSense</w:t>
-      </w:r>
-      <w:proofErr w:type="spellEnd"/>
+        <w:t>3. Routage statique sur pfSense</w:t>
+      </w:r>
     </w:p>
     <w:p>
       <w:pPr>
@@ -397,684 +359,574 @@
           <w:iCs/>
           <w:lang w:val="fr-FR"/>
         </w:rPr>
-        <w:t xml:space="preserve">Objectif : permettre à </w:t>
-      </w:r>
-      <w:proofErr w:type="spellStart"/>
+        <w:t>Objectif : permettre à pfSense de renvoyer le trafic vers tous les VLAN internes routés par le switch.</w:t>
+      </w:r>
+    </w:p>
+    <w:p>
+      <w:pPr>
+        <w:numPr>
+          <w:ilvl w:val="0"/>
+          <w:numId w:val="6"/>
+        </w:numPr>
+        <w:spacing w:before="240" w:after="240" w:line="240" w:lineRule="auto"/>
+        <w:rPr>
+          <w:lang w:val="fr-FR"/>
+        </w:rPr>
+      </w:pPr>
+      <w:r>
+        <w:rPr>
+          <w:lang w:val="fr-FR"/>
+        </w:rPr>
+        <w:t>Aller dans </w:t>
+      </w:r>
+      <w:r>
+        <w:rPr>
+          <w:b/>
+          <w:bCs/>
+          <w:lang w:val="fr-FR"/>
+        </w:rPr>
+        <w:t>System &gt; Routing &gt; Static Routes</w:t>
+      </w:r>
+      <w:r>
+        <w:rPr>
+          <w:lang w:val="fr-FR"/>
+        </w:rPr>
+        <w:t> :</w:t>
+      </w:r>
+    </w:p>
+    <w:p>
+      <w:pPr>
+        <w:numPr>
+          <w:ilvl w:val="1"/>
+          <w:numId w:val="6"/>
+        </w:numPr>
+        <w:spacing w:before="240" w:after="240" w:line="240" w:lineRule="auto"/>
+        <w:rPr>
+          <w:lang w:val="fr-FR"/>
+        </w:rPr>
+      </w:pPr>
+      <w:r>
+        <w:rPr>
+          <w:b/>
+          <w:bCs/>
+          <w:lang w:val="fr-FR"/>
+        </w:rPr>
+        <w:t>Destination :</w:t>
+      </w:r>
+      <w:r>
+        <w:rPr>
+          <w:lang w:val="fr-FR"/>
+        </w:rPr>
+        <w:t> 192.168.10.0/24 (ou chaque sous-réseau VLAN séparément si besoin).</w:t>
+      </w:r>
+    </w:p>
+    <w:p>
+      <w:pPr>
+        <w:numPr>
+          <w:ilvl w:val="1"/>
+          <w:numId w:val="6"/>
+        </w:numPr>
+        <w:spacing w:before="240" w:after="240" w:line="240" w:lineRule="auto"/>
+        <w:rPr>
+          <w:lang w:val="fr-FR"/>
+        </w:rPr>
+      </w:pPr>
+      <w:r>
+        <w:rPr>
+          <w:b/>
+          <w:bCs/>
+          <w:lang w:val="fr-FR"/>
+        </w:rPr>
+        <w:t>Gateway :</w:t>
+      </w:r>
+      <w:r>
+        <w:rPr>
+          <w:lang w:val="fr-FR"/>
+        </w:rPr>
+        <w:t> 192.168.10.2 (IP du switch connectée à pfSense).​</w:t>
+      </w:r>
+    </w:p>
+    <w:p>
+      <w:pPr>
+        <w:spacing w:before="240" w:after="240" w:line="240" w:lineRule="auto"/>
+        <w:rPr>
+          <w:lang w:val="fr-FR"/>
+        </w:rPr>
+      </w:pPr>
+    </w:p>
+    <w:p>
+      <w:pPr>
+        <w:spacing w:before="240" w:after="240" w:line="240" w:lineRule="auto"/>
+        <w:rPr>
+          <w:lang w:val="fr-FR"/>
+        </w:rPr>
+      </w:pPr>
+    </w:p>
+    <w:p>
+      <w:pPr>
+        <w:spacing w:before="240" w:after="240" w:line="240" w:lineRule="auto"/>
+        <w:rPr>
+          <w:lang w:val="fr-FR"/>
+        </w:rPr>
+      </w:pPr>
+    </w:p>
+    <w:p>
+      <w:pPr>
+        <w:spacing w:before="240" w:after="240" w:line="240" w:lineRule="auto"/>
+        <w:rPr>
+          <w:b/>
+          <w:bCs/>
+          <w:lang w:val="fr-FR"/>
+        </w:rPr>
+      </w:pPr>
+      <w:r>
+        <w:rPr>
+          <w:b/>
+          <w:bCs/>
+          <w:lang w:val="fr-FR"/>
+        </w:rPr>
+        <w:lastRenderedPageBreak/>
+        <w:t>4. Règles de pare-feu – Interface WAN</w:t>
+      </w:r>
+    </w:p>
+    <w:p>
+      <w:pPr>
+        <w:spacing w:before="240" w:after="240" w:line="240" w:lineRule="auto"/>
+        <w:rPr>
+          <w:lang w:val="fr-FR"/>
+        </w:rPr>
+      </w:pPr>
       <w:r>
         <w:rPr>
           <w:i/>
           <w:iCs/>
           <w:lang w:val="fr-FR"/>
         </w:rPr>
-        <w:t>pfSense</w:t>
-      </w:r>
-      <w:proofErr w:type="spellEnd"/>
+        <w:t>Politique : Protéger le réseau contre l’extérieur, n’ouvrir que le strict nécessaire.</w:t>
+      </w:r>
+    </w:p>
+    <w:p>
+      <w:pPr>
+        <w:numPr>
+          <w:ilvl w:val="0"/>
+          <w:numId w:val="7"/>
+        </w:numPr>
+        <w:spacing w:before="240" w:after="240" w:line="240" w:lineRule="auto"/>
+        <w:rPr>
+          <w:lang w:val="fr-FR"/>
+        </w:rPr>
+      </w:pPr>
+      <w:r>
+        <w:rPr>
+          <w:b/>
+          <w:bCs/>
+          <w:lang w:val="fr-FR"/>
+        </w:rPr>
+        <w:t>Autoriser VPN WireGuard (Administration distante)</w:t>
+      </w:r>
+    </w:p>
+    <w:p>
+      <w:pPr>
+        <w:numPr>
+          <w:ilvl w:val="1"/>
+          <w:numId w:val="7"/>
+        </w:numPr>
+        <w:spacing w:before="240" w:after="240" w:line="240" w:lineRule="auto"/>
+        <w:rPr>
+          <w:lang w:val="fr-FR"/>
+        </w:rPr>
+      </w:pPr>
+      <w:r>
+        <w:rPr>
+          <w:lang w:val="fr-FR"/>
+        </w:rPr>
+        <w:t>Interface : WAN</w:t>
+      </w:r>
+    </w:p>
+    <w:p>
+      <w:pPr>
+        <w:numPr>
+          <w:ilvl w:val="1"/>
+          <w:numId w:val="7"/>
+        </w:numPr>
+        <w:spacing w:before="240" w:after="240"/>
+        <w:rPr>
+          <w:lang w:val="fr-FR"/>
+        </w:rPr>
+      </w:pPr>
+      <w:r>
+        <w:rPr>
+          <w:lang w:val="fr-FR"/>
+        </w:rPr>
+        <w:t>Protocole : UDP</w:t>
+      </w:r>
+    </w:p>
+    <w:p>
+      <w:pPr>
+        <w:numPr>
+          <w:ilvl w:val="1"/>
+          <w:numId w:val="7"/>
+        </w:numPr>
+        <w:spacing w:before="240" w:after="240"/>
+        <w:rPr>
+          <w:lang w:val="fr-FR"/>
+        </w:rPr>
+      </w:pPr>
+      <w:r>
+        <w:rPr>
+          <w:lang w:val="fr-FR"/>
+        </w:rPr>
+        <w:t>Port destination : 51820</w:t>
+      </w:r>
+    </w:p>
+    <w:p>
+      <w:pPr>
+        <w:numPr>
+          <w:ilvl w:val="1"/>
+          <w:numId w:val="7"/>
+        </w:numPr>
+        <w:spacing w:before="240" w:after="240"/>
+        <w:rPr>
+          <w:lang w:val="fr-FR"/>
+        </w:rPr>
+      </w:pPr>
+      <w:r>
+        <w:rPr>
+          <w:lang w:val="fr-FR"/>
+        </w:rPr>
+        <w:t>Destination : IP WAN pfSense</w:t>
+      </w:r>
+    </w:p>
+    <w:p>
+      <w:pPr>
+        <w:numPr>
+          <w:ilvl w:val="1"/>
+          <w:numId w:val="7"/>
+        </w:numPr>
+        <w:spacing w:before="240" w:after="240"/>
+        <w:rPr>
+          <w:lang w:val="fr-FR"/>
+        </w:rPr>
+      </w:pPr>
+      <w:r>
+        <w:rPr>
+          <w:lang w:val="fr-FR"/>
+        </w:rPr>
+        <w:t>Action : PASS</w:t>
+      </w:r>
+    </w:p>
+    <w:p>
+      <w:pPr>
+        <w:numPr>
+          <w:ilvl w:val="1"/>
+          <w:numId w:val="7"/>
+        </w:numPr>
+        <w:spacing w:before="240" w:after="240"/>
+        <w:rPr>
+          <w:lang w:val="fr-FR"/>
+        </w:rPr>
+      </w:pPr>
+      <w:r>
+        <w:rPr>
+          <w:lang w:val="fr-FR"/>
+        </w:rPr>
+        <w:t>Justification : Accès sécurisé pour les administrateurs à distance.​</w:t>
+      </w:r>
+    </w:p>
+    <w:p>
+      <w:pPr>
+        <w:numPr>
+          <w:ilvl w:val="0"/>
+          <w:numId w:val="7"/>
+        </w:numPr>
+        <w:spacing w:before="240" w:after="240"/>
+        <w:rPr>
+          <w:lang w:val="fr-FR"/>
+        </w:rPr>
+      </w:pPr>
+      <w:r>
+        <w:rPr>
+          <w:b/>
+          <w:bCs/>
+          <w:lang w:val="fr-FR"/>
+        </w:rPr>
+        <w:t>Autoriser Web Public (NAT vers la DMZ)</w:t>
+      </w:r>
+    </w:p>
+    <w:p>
+      <w:pPr>
+        <w:numPr>
+          <w:ilvl w:val="1"/>
+          <w:numId w:val="7"/>
+        </w:numPr>
+        <w:spacing w:before="240" w:after="240"/>
+        <w:rPr>
+          <w:lang w:val="fr-FR"/>
+        </w:rPr>
+      </w:pPr>
+      <w:r>
+        <w:rPr>
+          <w:lang w:val="fr-FR"/>
+        </w:rPr>
+        <w:t>Interface : WAN</w:t>
+      </w:r>
+    </w:p>
+    <w:p>
+      <w:pPr>
+        <w:numPr>
+          <w:ilvl w:val="1"/>
+          <w:numId w:val="7"/>
+        </w:numPr>
+        <w:spacing w:before="240" w:after="240"/>
+        <w:rPr>
+          <w:lang w:val="fr-FR"/>
+        </w:rPr>
+      </w:pPr>
+      <w:r>
+        <w:rPr>
+          <w:lang w:val="fr-FR"/>
+        </w:rPr>
+        <w:t>Protocole : TCP</w:t>
+      </w:r>
+    </w:p>
+    <w:p>
+      <w:pPr>
+        <w:numPr>
+          <w:ilvl w:val="1"/>
+          <w:numId w:val="7"/>
+        </w:numPr>
+        <w:spacing w:before="240" w:after="240"/>
+        <w:rPr>
+          <w:lang w:val="fr-FR"/>
+        </w:rPr>
+      </w:pPr>
+      <w:r>
+        <w:rPr>
+          <w:lang w:val="fr-FR"/>
+        </w:rPr>
+        <w:t>Ports destination : 80, 443</w:t>
+      </w:r>
+    </w:p>
+    <w:p>
+      <w:pPr>
+        <w:numPr>
+          <w:ilvl w:val="1"/>
+          <w:numId w:val="7"/>
+        </w:numPr>
+        <w:spacing w:before="240" w:after="240"/>
+        <w:rPr>
+          <w:lang w:val="fr-FR"/>
+        </w:rPr>
+      </w:pPr>
+      <w:r>
+        <w:rPr>
+          <w:lang w:val="fr-FR"/>
+        </w:rPr>
+        <w:t>Destination : IP WAN pfSense, redirection NAT vers 192.168.10.</w:t>
+      </w:r>
+      <w:r>
+        <w:rPr>
+          <w:lang w:val="fr-FR"/>
+        </w:rPr>
+        <w:t>10</w:t>
+      </w:r>
+      <w:r>
+        <w:rPr>
+          <w:lang w:val="fr-FR"/>
+        </w:rPr>
+        <w:t xml:space="preserve"> (serveur Web en DMZ – VLAN 10).</w:t>
+      </w:r>
+    </w:p>
+    <w:p>
+      <w:pPr>
+        <w:numPr>
+          <w:ilvl w:val="1"/>
+          <w:numId w:val="7"/>
+        </w:numPr>
+        <w:spacing w:before="240" w:after="240"/>
+        <w:rPr>
+          <w:lang w:val="fr-FR"/>
+        </w:rPr>
+      </w:pPr>
+      <w:r>
+        <w:rPr>
+          <w:lang w:val="fr-FR"/>
+        </w:rPr>
+        <w:t>Action : PASS</w:t>
+      </w:r>
+    </w:p>
+    <w:p>
+      <w:pPr>
+        <w:numPr>
+          <w:ilvl w:val="1"/>
+          <w:numId w:val="7"/>
+        </w:numPr>
+        <w:spacing w:before="240" w:after="240"/>
+        <w:rPr>
+          <w:lang w:val="fr-FR"/>
+        </w:rPr>
+      </w:pPr>
+      <w:r>
+        <w:rPr>
+          <w:lang w:val="fr-FR"/>
+        </w:rPr>
+        <w:t>Justification : Accès des clients au site web public.</w:t>
+      </w:r>
+    </w:p>
+    <w:p>
+      <w:pPr>
+        <w:numPr>
+          <w:ilvl w:val="0"/>
+          <w:numId w:val="7"/>
+        </w:numPr>
+        <w:spacing w:before="240" w:after="240"/>
+        <w:rPr>
+          <w:lang w:val="fr-FR"/>
+        </w:rPr>
+      </w:pPr>
+      <w:r>
+        <w:rPr>
+          <w:b/>
+          <w:bCs/>
+          <w:lang w:val="fr-FR"/>
+        </w:rPr>
+        <w:t>Bloquer tout le reste</w:t>
+      </w:r>
+    </w:p>
+    <w:p>
+      <w:pPr>
+        <w:numPr>
+          <w:ilvl w:val="1"/>
+          <w:numId w:val="7"/>
+        </w:numPr>
+        <w:spacing w:before="240" w:after="240"/>
+        <w:rPr>
+          <w:lang w:val="fr-FR"/>
+        </w:rPr>
+      </w:pPr>
+      <w:r>
+        <w:rPr>
+          <w:lang w:val="fr-FR"/>
+        </w:rPr>
+        <w:t>Interface : WAN</w:t>
+      </w:r>
+    </w:p>
+    <w:p>
+      <w:pPr>
+        <w:numPr>
+          <w:ilvl w:val="1"/>
+          <w:numId w:val="7"/>
+        </w:numPr>
+        <w:spacing w:before="240" w:after="240"/>
+        <w:rPr>
+          <w:lang w:val="fr-FR"/>
+        </w:rPr>
+      </w:pPr>
+      <w:r>
+        <w:rPr>
+          <w:lang w:val="fr-FR"/>
+        </w:rPr>
+        <w:t>Action : BLOCK/DROP</w:t>
+      </w:r>
+    </w:p>
+    <w:p>
+      <w:pPr>
+        <w:numPr>
+          <w:ilvl w:val="1"/>
+          <w:numId w:val="7"/>
+        </w:numPr>
+        <w:spacing w:before="240" w:after="240"/>
+        <w:rPr>
+          <w:lang w:val="fr-FR"/>
+        </w:rPr>
+      </w:pPr>
+      <w:r>
+        <w:rPr>
+          <w:lang w:val="fr-FR"/>
+        </w:rPr>
+        <w:t>Log activé : Oui (envoi vers SIEM Wazuh).</w:t>
+      </w:r>
+    </w:p>
+    <w:p>
+      <w:pPr>
+        <w:numPr>
+          <w:ilvl w:val="1"/>
+          <w:numId w:val="7"/>
+        </w:numPr>
+        <w:spacing w:before="240" w:after="240"/>
+        <w:rPr>
+          <w:lang w:val="fr-FR"/>
+        </w:rPr>
+      </w:pPr>
+      <w:r>
+        <w:rPr>
+          <w:lang w:val="fr-FR"/>
+        </w:rPr>
+        <w:t>Justification : Refus de tout autre trafic entrant depuis Internet.</w:t>
+      </w:r>
+    </w:p>
+    <w:p>
+      <w:pPr>
+        <w:spacing w:before="240" w:after="240"/>
+        <w:rPr>
+          <w:b/>
+          <w:bCs/>
+          <w:lang w:val="fr-FR"/>
+        </w:rPr>
+      </w:pPr>
+    </w:p>
+    <w:p>
+      <w:pPr>
+        <w:spacing w:before="240" w:after="240"/>
+        <w:rPr>
+          <w:b/>
+          <w:bCs/>
+          <w:lang w:val="fr-FR"/>
+        </w:rPr>
+      </w:pPr>
+    </w:p>
+    <w:p>
+      <w:pPr>
+        <w:spacing w:before="240" w:after="240"/>
+        <w:rPr>
+          <w:b/>
+          <w:bCs/>
+          <w:lang w:val="fr-FR"/>
+        </w:rPr>
+      </w:pPr>
+    </w:p>
+    <w:p>
+      <w:pPr>
+        <w:spacing w:before="240" w:after="240"/>
+        <w:rPr>
+          <w:b/>
+          <w:bCs/>
+          <w:lang w:val="fr-FR"/>
+        </w:rPr>
+      </w:pPr>
+      <w:r>
+        <w:rPr>
+          <w:b/>
+          <w:bCs/>
+          <w:lang w:val="fr-FR"/>
+        </w:rPr>
+        <w:lastRenderedPageBreak/>
+        <w:t>5. Règles de pare-feu – Interface LAN</w:t>
+      </w:r>
+    </w:p>
+    <w:p>
+      <w:pPr>
+        <w:spacing w:before="240" w:after="240"/>
+        <w:rPr>
+          <w:lang w:val="fr-FR"/>
+        </w:rPr>
+      </w:pPr>
       <w:r>
         <w:rPr>
           <w:i/>
           <w:iCs/>
           <w:lang w:val="fr-FR"/>
         </w:rPr>
-        <w:t xml:space="preserve"> de renvoyer le trafic vers tous les VLAN internes routés par le switch.</w:t>
-      </w:r>
-    </w:p>
-    <w:p>
-      <w:pPr>
-        <w:numPr>
-          <w:ilvl w:val="0"/>
-          <w:numId w:val="6"/>
-        </w:numPr>
-        <w:spacing w:before="240" w:after="240" w:line="240" w:lineRule="auto"/>
-        <w:rPr>
-          <w:lang w:val="fr-FR"/>
-        </w:rPr>
-      </w:pPr>
-      <w:r>
-        <w:rPr>
-          <w:lang w:val="fr-FR"/>
-        </w:rPr>
-        <w:t>Aller dans </w:t>
-      </w:r>
-      <w:r>
-        <w:rPr>
-          <w:b/>
-          <w:bCs/>
-          <w:lang w:val="fr-FR"/>
-        </w:rPr>
-        <w:t xml:space="preserve">System &gt; </w:t>
-      </w:r>
-      <w:proofErr w:type="spellStart"/>
-      <w:r>
-        <w:rPr>
-          <w:b/>
-          <w:bCs/>
-          <w:lang w:val="fr-FR"/>
-        </w:rPr>
-        <w:t>Routing</w:t>
-      </w:r>
-      <w:proofErr w:type="spellEnd"/>
-      <w:r>
-        <w:rPr>
-          <w:b/>
-          <w:bCs/>
-          <w:lang w:val="fr-FR"/>
-        </w:rPr>
-        <w:t xml:space="preserve"> &gt; </w:t>
-      </w:r>
-      <w:proofErr w:type="spellStart"/>
-      <w:r>
-        <w:rPr>
-          <w:b/>
-          <w:bCs/>
-          <w:lang w:val="fr-FR"/>
-        </w:rPr>
-        <w:t>Static</w:t>
-      </w:r>
-      <w:proofErr w:type="spellEnd"/>
-      <w:r>
-        <w:rPr>
-          <w:b/>
-          <w:bCs/>
-          <w:lang w:val="fr-FR"/>
-        </w:rPr>
-        <w:t xml:space="preserve"> Routes</w:t>
-      </w:r>
-      <w:r>
-        <w:rPr>
-          <w:lang w:val="fr-FR"/>
-        </w:rPr>
-        <w:t> :</w:t>
-      </w:r>
-    </w:p>
-    <w:p>
-      <w:pPr>
-        <w:numPr>
-          <w:ilvl w:val="1"/>
-          <w:numId w:val="6"/>
-        </w:numPr>
-        <w:spacing w:before="240" w:after="240" w:line="240" w:lineRule="auto"/>
-        <w:rPr>
-          <w:lang w:val="fr-FR"/>
-        </w:rPr>
-      </w:pPr>
-      <w:r>
-        <w:rPr>
-          <w:b/>
-          <w:bCs/>
-          <w:lang w:val="fr-FR"/>
-        </w:rPr>
-        <w:t>Destination :</w:t>
-      </w:r>
-      <w:r>
-        <w:rPr>
-          <w:lang w:val="fr-FR"/>
-        </w:rPr>
-        <w:t> 192.168.10.0/24 (ou chaque sous-réseau VLAN séparément si besoin).</w:t>
-      </w:r>
-    </w:p>
-    <w:p>
-      <w:pPr>
-        <w:numPr>
-          <w:ilvl w:val="1"/>
-          <w:numId w:val="6"/>
-        </w:numPr>
-        <w:spacing w:before="240" w:after="240" w:line="240" w:lineRule="auto"/>
-        <w:rPr>
-          <w:lang w:val="fr-FR"/>
-        </w:rPr>
-      </w:pPr>
-      <w:r>
-        <w:rPr>
-          <w:b/>
-          <w:bCs/>
-          <w:lang w:val="fr-FR"/>
-        </w:rPr>
-        <w:t>Gateway :</w:t>
-      </w:r>
-      <w:r>
-        <w:rPr>
-          <w:lang w:val="fr-FR"/>
-        </w:rPr>
-        <w:t xml:space="preserve"> 192.168.10.2 (IP du switch connectée à </w:t>
-      </w:r>
-      <w:proofErr w:type="spellStart"/>
-      <w:r>
-        <w:rPr>
-          <w:lang w:val="fr-FR"/>
-        </w:rPr>
-        <w:t>pfSense</w:t>
-      </w:r>
-      <w:proofErr w:type="spellEnd"/>
-      <w:r>
-        <w:rPr>
-          <w:lang w:val="fr-FR"/>
-        </w:rPr>
-        <w:t>).​</w:t>
-      </w:r>
-    </w:p>
-    <w:p>
-      <w:pPr>
-        <w:spacing w:before="240" w:after="240" w:line="240" w:lineRule="auto"/>
-        <w:rPr>
-          <w:lang w:val="fr-FR"/>
-        </w:rPr>
-      </w:pPr>
-    </w:p>
-    <w:p>
-      <w:pPr>
-        <w:spacing w:before="240" w:after="240" w:line="240" w:lineRule="auto"/>
-        <w:rPr>
-          <w:lang w:val="fr-FR"/>
-        </w:rPr>
-      </w:pPr>
-    </w:p>
-    <w:p>
-      <w:pPr>
-        <w:spacing w:before="240" w:after="240" w:line="240" w:lineRule="auto"/>
-        <w:rPr>
-          <w:lang w:val="fr-FR"/>
-        </w:rPr>
-      </w:pPr>
-    </w:p>
-    <w:p>
-      <w:pPr>
-        <w:spacing w:before="240" w:after="240" w:line="240" w:lineRule="auto"/>
-        <w:rPr>
-          <w:b/>
-          <w:bCs/>
-          <w:lang w:val="fr-FR"/>
-        </w:rPr>
-      </w:pPr>
-      <w:r>
-        <w:rPr>
-          <w:b/>
-          <w:bCs/>
-          <w:lang w:val="fr-FR"/>
-        </w:rPr>
-        <w:lastRenderedPageBreak/>
-        <w:t>4. Règles de pare-feu – Interface WAN</w:t>
-      </w:r>
-    </w:p>
-    <w:p>
-      <w:pPr>
-        <w:spacing w:before="240" w:after="240" w:line="240" w:lineRule="auto"/>
-        <w:rPr>
-          <w:lang w:val="fr-FR"/>
-        </w:rPr>
-      </w:pPr>
-      <w:r>
-        <w:rPr>
-          <w:i/>
-          <w:iCs/>
-          <w:lang w:val="fr-FR"/>
-        </w:rPr>
-        <w:t>Politique : Protéger le réseau contre l’extérieur, n’ouvrir que le strict nécessaire.</w:t>
-      </w:r>
-    </w:p>
-    <w:p>
-      <w:pPr>
-        <w:numPr>
-          <w:ilvl w:val="0"/>
-          <w:numId w:val="7"/>
-        </w:numPr>
-        <w:spacing w:before="240" w:after="240" w:line="240" w:lineRule="auto"/>
-        <w:rPr>
-          <w:lang w:val="fr-FR"/>
-        </w:rPr>
-      </w:pPr>
-      <w:r>
-        <w:rPr>
-          <w:b/>
-          <w:bCs/>
-          <w:lang w:val="fr-FR"/>
-        </w:rPr>
-        <w:t xml:space="preserve">Autoriser VPN </w:t>
-      </w:r>
-      <w:proofErr w:type="spellStart"/>
-      <w:r>
-        <w:rPr>
-          <w:b/>
-          <w:bCs/>
-          <w:lang w:val="fr-FR"/>
-        </w:rPr>
-        <w:t>WireGuard</w:t>
-      </w:r>
-      <w:proofErr w:type="spellEnd"/>
-      <w:r>
-        <w:rPr>
-          <w:b/>
-          <w:bCs/>
-          <w:lang w:val="fr-FR"/>
-        </w:rPr>
-        <w:t xml:space="preserve"> (Administration distante)</w:t>
-      </w:r>
-    </w:p>
-    <w:p>
-      <w:pPr>
-        <w:numPr>
-          <w:ilvl w:val="1"/>
-          <w:numId w:val="7"/>
-        </w:numPr>
-        <w:spacing w:before="240" w:after="240" w:line="240" w:lineRule="auto"/>
-        <w:rPr>
-          <w:lang w:val="fr-FR"/>
-        </w:rPr>
-      </w:pPr>
-      <w:r>
-        <w:rPr>
-          <w:lang w:val="fr-FR"/>
-        </w:rPr>
-        <w:t>Interface : WAN</w:t>
-      </w:r>
-    </w:p>
-    <w:p>
-      <w:pPr>
-        <w:numPr>
-          <w:ilvl w:val="1"/>
-          <w:numId w:val="7"/>
-        </w:numPr>
-        <w:spacing w:before="240" w:after="240"/>
-        <w:rPr>
-          <w:lang w:val="fr-FR"/>
-        </w:rPr>
-      </w:pPr>
-      <w:r>
-        <w:rPr>
-          <w:lang w:val="fr-FR"/>
-        </w:rPr>
-        <w:t>Protocole : UDP</w:t>
-      </w:r>
-    </w:p>
-    <w:p>
-      <w:pPr>
-        <w:numPr>
-          <w:ilvl w:val="1"/>
-          <w:numId w:val="7"/>
-        </w:numPr>
-        <w:spacing w:before="240" w:after="240"/>
-        <w:rPr>
-          <w:lang w:val="fr-FR"/>
-        </w:rPr>
-      </w:pPr>
-      <w:r>
-        <w:rPr>
-          <w:lang w:val="fr-FR"/>
-        </w:rPr>
-        <w:t>Port destination : 51820</w:t>
-      </w:r>
-    </w:p>
-    <w:p>
-      <w:pPr>
-        <w:numPr>
-          <w:ilvl w:val="1"/>
-          <w:numId w:val="7"/>
-        </w:numPr>
-        <w:spacing w:before="240" w:after="240"/>
-        <w:rPr>
-          <w:lang w:val="fr-FR"/>
-        </w:rPr>
-      </w:pPr>
-      <w:r>
-        <w:rPr>
-          <w:lang w:val="fr-FR"/>
-        </w:rPr>
-        <w:t xml:space="preserve">Destination : IP WAN </w:t>
-      </w:r>
-      <w:proofErr w:type="spellStart"/>
-      <w:r>
-        <w:rPr>
-          <w:lang w:val="fr-FR"/>
-        </w:rPr>
-        <w:t>pfSense</w:t>
-      </w:r>
-      <w:proofErr w:type="spellEnd"/>
-    </w:p>
-    <w:p>
-      <w:pPr>
-        <w:numPr>
-          <w:ilvl w:val="1"/>
-          <w:numId w:val="7"/>
-        </w:numPr>
-        <w:spacing w:before="240" w:after="240"/>
-        <w:rPr>
-          <w:lang w:val="fr-FR"/>
-        </w:rPr>
-      </w:pPr>
-      <w:r>
-        <w:rPr>
-          <w:lang w:val="fr-FR"/>
-        </w:rPr>
-        <w:t>Action : PASS</w:t>
-      </w:r>
-    </w:p>
-    <w:p>
-      <w:pPr>
-        <w:numPr>
-          <w:ilvl w:val="1"/>
-          <w:numId w:val="7"/>
-        </w:numPr>
-        <w:spacing w:before="240" w:after="240"/>
-        <w:rPr>
-          <w:lang w:val="fr-FR"/>
-        </w:rPr>
-      </w:pPr>
-      <w:r>
-        <w:rPr>
-          <w:lang w:val="fr-FR"/>
-        </w:rPr>
-        <w:t>Justification : Accès sécurisé pour les administrateurs à distance.​</w:t>
-      </w:r>
-    </w:p>
-    <w:p>
-      <w:pPr>
-        <w:numPr>
-          <w:ilvl w:val="0"/>
-          <w:numId w:val="7"/>
-        </w:numPr>
-        <w:spacing w:before="240" w:after="240"/>
-        <w:rPr>
-          <w:lang w:val="fr-FR"/>
-        </w:rPr>
-      </w:pPr>
-      <w:r>
-        <w:rPr>
-          <w:b/>
-          <w:bCs/>
-          <w:lang w:val="fr-FR"/>
-        </w:rPr>
-        <w:t>Autoriser Web Public (NAT vers la DMZ)</w:t>
-      </w:r>
-    </w:p>
-    <w:p>
-      <w:pPr>
-        <w:numPr>
-          <w:ilvl w:val="1"/>
-          <w:numId w:val="7"/>
-        </w:numPr>
-        <w:spacing w:before="240" w:after="240"/>
-        <w:rPr>
-          <w:lang w:val="fr-FR"/>
-        </w:rPr>
-      </w:pPr>
-      <w:r>
-        <w:rPr>
-          <w:lang w:val="fr-FR"/>
-        </w:rPr>
-        <w:t>Interface : WAN</w:t>
-      </w:r>
-    </w:p>
-    <w:p>
-      <w:pPr>
-        <w:numPr>
-          <w:ilvl w:val="1"/>
-          <w:numId w:val="7"/>
-        </w:numPr>
-        <w:spacing w:before="240" w:after="240"/>
-        <w:rPr>
-          <w:lang w:val="fr-FR"/>
-        </w:rPr>
-      </w:pPr>
-      <w:r>
-        <w:rPr>
-          <w:lang w:val="fr-FR"/>
-        </w:rPr>
-        <w:t>Protocole : TCP</w:t>
-      </w:r>
-    </w:p>
-    <w:p>
-      <w:pPr>
-        <w:numPr>
-          <w:ilvl w:val="1"/>
-          <w:numId w:val="7"/>
-        </w:numPr>
-        <w:spacing w:before="240" w:after="240"/>
-        <w:rPr>
-          <w:lang w:val="fr-FR"/>
-        </w:rPr>
-      </w:pPr>
-      <w:r>
-        <w:rPr>
-          <w:lang w:val="fr-FR"/>
-        </w:rPr>
-        <w:t>Ports destination : 80, 443</w:t>
-      </w:r>
-    </w:p>
-    <w:p>
-      <w:pPr>
-        <w:numPr>
-          <w:ilvl w:val="1"/>
-          <w:numId w:val="7"/>
-        </w:numPr>
-        <w:spacing w:before="240" w:after="240"/>
-        <w:rPr>
-          <w:lang w:val="fr-FR"/>
-        </w:rPr>
-      </w:pPr>
-      <w:r>
-        <w:rPr>
-          <w:lang w:val="fr-FR"/>
-        </w:rPr>
-        <w:t xml:space="preserve">Destination : IP WAN </w:t>
-      </w:r>
-      <w:proofErr w:type="spellStart"/>
-      <w:r>
-        <w:rPr>
-          <w:lang w:val="fr-FR"/>
-        </w:rPr>
-        <w:t>pfSense</w:t>
-      </w:r>
-      <w:proofErr w:type="spellEnd"/>
-      <w:r>
-        <w:rPr>
-          <w:lang w:val="fr-FR"/>
-        </w:rPr>
-        <w:t>, redirection NAT vers 192.168.10.21 (serveur Web en DMZ – VLAN 10).</w:t>
-      </w:r>
-    </w:p>
-    <w:p>
-      <w:pPr>
-        <w:numPr>
-          <w:ilvl w:val="1"/>
-          <w:numId w:val="7"/>
-        </w:numPr>
-        <w:spacing w:before="240" w:after="240"/>
-        <w:rPr>
-          <w:lang w:val="fr-FR"/>
-        </w:rPr>
-      </w:pPr>
-      <w:r>
-        <w:rPr>
-          <w:lang w:val="fr-FR"/>
-        </w:rPr>
-        <w:t>Action : PASS</w:t>
-      </w:r>
-    </w:p>
-    <w:p>
-      <w:pPr>
-        <w:numPr>
-          <w:ilvl w:val="1"/>
-          <w:numId w:val="7"/>
-        </w:numPr>
-        <w:spacing w:before="240" w:after="240"/>
-        <w:rPr>
-          <w:lang w:val="fr-FR"/>
-        </w:rPr>
-      </w:pPr>
-      <w:r>
-        <w:rPr>
-          <w:lang w:val="fr-FR"/>
-        </w:rPr>
-        <w:t>Justification : Accès des clients au site web public.</w:t>
-      </w:r>
-    </w:p>
-    <w:p>
-      <w:pPr>
-        <w:numPr>
-          <w:ilvl w:val="0"/>
-          <w:numId w:val="7"/>
-        </w:numPr>
-        <w:spacing w:before="240" w:after="240"/>
-        <w:rPr>
-          <w:lang w:val="fr-FR"/>
-        </w:rPr>
-      </w:pPr>
-      <w:r>
-        <w:rPr>
-          <w:b/>
-          <w:bCs/>
-          <w:lang w:val="fr-FR"/>
-        </w:rPr>
-        <w:t>Bloquer tout le reste</w:t>
-      </w:r>
-    </w:p>
-    <w:p>
-      <w:pPr>
-        <w:numPr>
-          <w:ilvl w:val="1"/>
-          <w:numId w:val="7"/>
-        </w:numPr>
-        <w:spacing w:before="240" w:after="240"/>
-        <w:rPr>
-          <w:lang w:val="fr-FR"/>
-        </w:rPr>
-      </w:pPr>
-      <w:r>
-        <w:rPr>
-          <w:lang w:val="fr-FR"/>
-        </w:rPr>
-        <w:t>Interface : WAN</w:t>
-      </w:r>
-    </w:p>
-    <w:p>
-      <w:pPr>
-        <w:numPr>
-          <w:ilvl w:val="1"/>
-          <w:numId w:val="7"/>
-        </w:numPr>
-        <w:spacing w:before="240" w:after="240"/>
-        <w:rPr>
-          <w:lang w:val="fr-FR"/>
-        </w:rPr>
-      </w:pPr>
-      <w:r>
-        <w:rPr>
-          <w:lang w:val="fr-FR"/>
-        </w:rPr>
-        <w:t>Action : BLOCK/DROP</w:t>
-      </w:r>
-    </w:p>
-    <w:p>
-      <w:pPr>
-        <w:numPr>
-          <w:ilvl w:val="1"/>
-          <w:numId w:val="7"/>
-        </w:numPr>
-        <w:spacing w:before="240" w:after="240"/>
-        <w:rPr>
-          <w:lang w:val="fr-FR"/>
-        </w:rPr>
-      </w:pPr>
-      <w:r>
-        <w:rPr>
-          <w:lang w:val="fr-FR"/>
-        </w:rPr>
-        <w:t xml:space="preserve">Log activé : Oui (envoi vers SIEM </w:t>
-      </w:r>
-      <w:proofErr w:type="spellStart"/>
-      <w:r>
-        <w:rPr>
-          <w:lang w:val="fr-FR"/>
-        </w:rPr>
-        <w:t>Wazuh</w:t>
-      </w:r>
-      <w:proofErr w:type="spellEnd"/>
-      <w:r>
-        <w:rPr>
-          <w:lang w:val="fr-FR"/>
-        </w:rPr>
-        <w:t>).</w:t>
-      </w:r>
-    </w:p>
-    <w:p>
-      <w:pPr>
-        <w:numPr>
-          <w:ilvl w:val="1"/>
-          <w:numId w:val="7"/>
-        </w:numPr>
-        <w:spacing w:before="240" w:after="240"/>
-        <w:rPr>
-          <w:lang w:val="fr-FR"/>
-        </w:rPr>
-      </w:pPr>
-      <w:r>
-        <w:rPr>
-          <w:lang w:val="fr-FR"/>
-        </w:rPr>
-        <w:t>Justification : Refus de tout autre trafic entrant depuis Internet.</w:t>
-      </w:r>
-    </w:p>
-    <w:p>
-      <w:pPr>
-        <w:spacing w:before="240" w:after="240"/>
-        <w:rPr>
-          <w:b/>
-          <w:bCs/>
-          <w:lang w:val="fr-FR"/>
-        </w:rPr>
-      </w:pPr>
-    </w:p>
-    <w:p>
-      <w:pPr>
-        <w:spacing w:before="240" w:after="240"/>
-        <w:rPr>
-          <w:b/>
-          <w:bCs/>
-          <w:lang w:val="fr-FR"/>
-        </w:rPr>
-      </w:pPr>
-    </w:p>
-    <w:p>
-      <w:pPr>
-        <w:spacing w:before="240" w:after="240"/>
-        <w:rPr>
-          <w:b/>
-          <w:bCs/>
-          <w:lang w:val="fr-FR"/>
-        </w:rPr>
-      </w:pPr>
-    </w:p>
-    <w:p>
-      <w:pPr>
-        <w:spacing w:before="240" w:after="240"/>
-        <w:rPr>
-          <w:b/>
-          <w:bCs/>
-          <w:lang w:val="fr-FR"/>
-        </w:rPr>
-      </w:pPr>
-      <w:r>
-        <w:rPr>
-          <w:b/>
-          <w:bCs/>
-          <w:lang w:val="fr-FR"/>
-        </w:rPr>
-        <w:lastRenderedPageBreak/>
-        <w:t>5. Règles de pare-feu – Interface LAN</w:t>
-      </w:r>
-    </w:p>
-    <w:p>
-      <w:pPr>
-        <w:spacing w:before="240" w:after="240"/>
-        <w:rPr>
-          <w:lang w:val="fr-FR"/>
-        </w:rPr>
-      </w:pPr>
-      <w:r>
-        <w:rPr>
-          <w:i/>
-          <w:iCs/>
-          <w:lang w:val="fr-FR"/>
-        </w:rPr>
         <w:t>Politique : Segmentation interne et limitation des mouvements latéraux.</w:t>
       </w:r>
     </w:p>
@@ -1149,7 +1001,19 @@
         <w:rPr>
           <w:lang w:val="fr-FR"/>
         </w:rPr>
-        <w:t>Serveur Web (192.168.10.21) → Base de données interne (port 3306/TCP) si nécessaire.</w:t>
+        <w:t>Serveur Web (192.168.10.</w:t>
+      </w:r>
+      <w:r>
+        <w:rPr>
+          <w:lang w:val="fr-FR"/>
+        </w:rPr>
+        <w:t>10</w:t>
+      </w:r>
+      <w:r>
+        <w:rPr>
+          <w:lang w:val="fr-FR"/>
+        </w:rPr>
+        <w:t>) → Base de données interne (port 3306/TCP) si nécessaire.</w:t>
       </w:r>
     </w:p>
     <w:p>
@@ -1205,7 +1069,19 @@
         <w:rPr>
           <w:lang w:val="fr-FR"/>
         </w:rPr>
-        <w:t>Action : ALLOW uniquement sur HTTP/HTTPS vers 192.168.10.21.</w:t>
+        <w:t>Action : ALLOW uniquement sur HTTP/HTTPS vers 192.168.10.</w:t>
+      </w:r>
+      <w:r>
+        <w:rPr>
+          <w:lang w:val="fr-FR"/>
+        </w:rPr>
+        <w:t>10</w:t>
+      </w:r>
+      <w:r>
+        <w:rPr>
+          <w:lang w:val="fr-FR"/>
+        </w:rPr>
+        <w:t>.</w:t>
       </w:r>
     </w:p>
     <w:p>
@@ -1279,21 +1155,7 @@
         <w:rPr>
           <w:lang w:val="fr-FR"/>
         </w:rPr>
-        <w:t xml:space="preserve">Logs : activés pour analyse par </w:t>
-      </w:r>
-      <w:proofErr w:type="spellStart"/>
-      <w:r>
-        <w:rPr>
-          <w:lang w:val="fr-FR"/>
-        </w:rPr>
-        <w:t>Wazuh</w:t>
-      </w:r>
-      <w:proofErr w:type="spellEnd"/>
-      <w:r>
-        <w:rPr>
-          <w:lang w:val="fr-FR"/>
-        </w:rPr>
-        <w:t xml:space="preserve"> (mises à jour, navigation, etc.).</w:t>
+        <w:t>Logs : activés pour analyse par Wazuh (mises à jour, navigation, etc.).</w:t>
       </w:r>
     </w:p>
     <w:p>
@@ -1410,25 +1272,7 @@
           <w:lang w:val="fr-FR"/>
         </w:rPr>
         <w:lastRenderedPageBreak/>
-        <w:t xml:space="preserve">6. VPN </w:t>
-      </w:r>
-      <w:proofErr w:type="spellStart"/>
-      <w:r>
-        <w:rPr>
-          <w:b/>
-          <w:bCs/>
-          <w:lang w:val="fr-FR"/>
-        </w:rPr>
-        <w:t>WireGuard</w:t>
-      </w:r>
-      <w:proofErr w:type="spellEnd"/>
-      <w:r>
-        <w:rPr>
-          <w:b/>
-          <w:bCs/>
-          <w:lang w:val="fr-FR"/>
-        </w:rPr>
-        <w:t xml:space="preserve"> (Administrateurs)</w:t>
+        <w:t>6. VPN WireGuard (Administrateurs)</w:t>
       </w:r>
     </w:p>
     <w:p>
@@ -1454,21 +1298,7 @@
         <w:rPr>
           <w:lang w:val="fr-FR"/>
         </w:rPr>
-        <w:t xml:space="preserve"> Fournir un accès distant aux administrateurs pour gérer </w:t>
-      </w:r>
-      <w:proofErr w:type="spellStart"/>
-      <w:r>
-        <w:rPr>
-          <w:lang w:val="fr-FR"/>
-        </w:rPr>
-        <w:t>pfSense</w:t>
-      </w:r>
-      <w:proofErr w:type="spellEnd"/>
-      <w:r>
-        <w:rPr>
-          <w:lang w:val="fr-FR"/>
-        </w:rPr>
-        <w:t>, les serveurs, AD et le SIEM.</w:t>
+        <w:t> Fournir un accès distant aux administrateurs pour gérer pfSense, les serveurs, AD et le SIEM.</w:t>
       </w:r>
     </w:p>
     <w:p>
@@ -1524,21 +1354,7 @@
         <w:rPr>
           <w:lang w:val="fr-FR"/>
         </w:rPr>
-        <w:t xml:space="preserve">Plage d’adresses VPN : par exemple 10.10.10.0/24 (réseau virtuel </w:t>
-      </w:r>
-      <w:proofErr w:type="spellStart"/>
-      <w:r>
-        <w:rPr>
-          <w:lang w:val="fr-FR"/>
-        </w:rPr>
-        <w:t>WireGuard</w:t>
-      </w:r>
-      <w:proofErr w:type="spellEnd"/>
-      <w:r>
-        <w:rPr>
-          <w:lang w:val="fr-FR"/>
-        </w:rPr>
-        <w:t>).</w:t>
+        <w:t>Plage d’adresses VPN : par exemple 10.10.10.0/24 (réseau virtuel WireGuard).</w:t>
       </w:r>
     </w:p>
     <w:p>
@@ -1556,21 +1372,7 @@
         <w:rPr>
           <w:lang w:val="fr-FR"/>
         </w:rPr>
-        <w:t xml:space="preserve">Règle de pare-feu sur l’interface </w:t>
-      </w:r>
-      <w:proofErr w:type="spellStart"/>
-      <w:r>
-        <w:rPr>
-          <w:lang w:val="fr-FR"/>
-        </w:rPr>
-        <w:t>WireGuard</w:t>
-      </w:r>
-      <w:proofErr w:type="spellEnd"/>
-      <w:r>
-        <w:rPr>
-          <w:lang w:val="fr-FR"/>
-        </w:rPr>
-        <w:t xml:space="preserve"> :</w:t>
+        <w:t>Règle de pare-feu sur l’interface WireGuard :</w:t>
       </w:r>
     </w:p>
     <w:p>
@@ -1588,21 +1390,7 @@
         <w:rPr>
           <w:lang w:val="fr-FR"/>
         </w:rPr>
-        <w:t xml:space="preserve">Autoriser les IP VPN → VLAN 40 (Active Directory), VLAN 50 (Management &amp; Sécurité), IP de </w:t>
-      </w:r>
-      <w:proofErr w:type="spellStart"/>
-      <w:r>
-        <w:rPr>
-          <w:lang w:val="fr-FR"/>
-        </w:rPr>
-        <w:t>pfSense</w:t>
-      </w:r>
-      <w:proofErr w:type="spellEnd"/>
-      <w:r>
-        <w:rPr>
-          <w:lang w:val="fr-FR"/>
-        </w:rPr>
-        <w:t>.</w:t>
+        <w:t>Autoriser les IP VPN → VLAN 40 (Active Directory), VLAN 50 (Management &amp; Sécurité), IP de pfSense.</w:t>
       </w:r>
     </w:p>
     <w:p>
@@ -3386,6 +3174,7 @@
   <w:style w:type="character" w:default="1" w:styleId="Policepardfaut">
     <w:name w:val="Default Paragraph Font"/>
     <w:uiPriority w:val="1"/>
+    <w:semiHidden/>
     <w:unhideWhenUsed/>
   </w:style>
   <w:style w:type="table" w:default="1" w:styleId="TableauNormal">
